--- a/WP/WP Sample practical questions for practice.docx
+++ b/WP/WP Sample practical questions for practice.docx
@@ -71,7 +71,27 @@
           <w:szCs w:val="24"/>
           <w:lang w:eastAsia="en-IN"/>
         </w:rPr>
-        <w:t>Set a background color for the page and a different background image for a particular division.</w:t>
+        <w:t xml:space="preserve">Set a background </w:t>
+      </w:r>
+      <w:proofErr w:type="spellStart"/>
+      <w:r>
+        <w:rPr>
+          <w:rFonts w:ascii="Times New Roman" w:eastAsia="Times New Roman" w:hAnsi="Times New Roman" w:cs="Times New Roman"/>
+          <w:sz w:val="24"/>
+          <w:szCs w:val="24"/>
+          <w:lang w:eastAsia="en-IN"/>
+        </w:rPr>
+        <w:t>color</w:t>
+      </w:r>
+      <w:proofErr w:type="spellEnd"/>
+      <w:r>
+        <w:rPr>
+          <w:rFonts w:ascii="Times New Roman" w:eastAsia="Times New Roman" w:hAnsi="Times New Roman" w:cs="Times New Roman"/>
+          <w:sz w:val="24"/>
+          <w:szCs w:val="24"/>
+          <w:lang w:eastAsia="en-IN"/>
+        </w:rPr>
+        <w:t xml:space="preserve"> for the page and a different background image for a particular division.</w:t>
       </w:r>
     </w:p>
     <w:p>
@@ -126,7 +146,16 @@
           <w:sz w:val="24"/>
           <w:szCs w:val="24"/>
         </w:rPr>
-        <w:t>Projects",</w:t>
+        <w:t>Projects</w:t>
+      </w:r>
+      <w:proofErr w:type="gramStart"/>
+      <w:r>
+        <w:rPr>
+          <w:rFonts w:ascii="Times New Roman" w:hAnsi="Times New Roman" w:cs="Times New Roman"/>
+          <w:sz w:val="24"/>
+          <w:szCs w:val="24"/>
+        </w:rPr>
+        <w:t>",</w:t>
       </w:r>
       <w:r>
         <w:rPr>
@@ -142,7 +171,16 @@
           <w:sz w:val="24"/>
           <w:szCs w:val="24"/>
         </w:rPr>
-        <w:t xml:space="preserve"> and "Contact" sections.</w:t>
+        <w:t xml:space="preserve"> and</w:t>
+      </w:r>
+      <w:proofErr w:type="gramEnd"/>
+      <w:r>
+        <w:rPr>
+          <w:rFonts w:ascii="Times New Roman" w:hAnsi="Times New Roman" w:cs="Times New Roman"/>
+          <w:sz w:val="24"/>
+          <w:szCs w:val="24"/>
+        </w:rPr>
+        <w:t xml:space="preserve"> "Contact" sections.</w:t>
       </w:r>
     </w:p>
     <w:p>
@@ -199,7 +237,25 @@
           <w:sz w:val="24"/>
           <w:szCs w:val="24"/>
         </w:rPr>
-        <w:t xml:space="preserve"> using different types of list.</w:t>
+        <w:t xml:space="preserve"> using different types of </w:t>
+      </w:r>
+      <w:proofErr w:type="gramStart"/>
+      <w:r>
+        <w:rPr>
+          <w:rFonts w:ascii="Times New Roman" w:hAnsi="Times New Roman" w:cs="Times New Roman"/>
+          <w:sz w:val="24"/>
+          <w:szCs w:val="24"/>
+        </w:rPr>
+        <w:t>list</w:t>
+      </w:r>
+      <w:proofErr w:type="gramEnd"/>
+      <w:r>
+        <w:rPr>
+          <w:rFonts w:ascii="Times New Roman" w:hAnsi="Times New Roman" w:cs="Times New Roman"/>
+          <w:sz w:val="24"/>
+          <w:szCs w:val="24"/>
+        </w:rPr>
+        <w:t>.</w:t>
       </w:r>
     </w:p>
     <w:p>
@@ -253,16 +309,36 @@
           <w:szCs w:val="24"/>
           <w:lang w:eastAsia="en-IN"/>
         </w:rPr>
-        <w:t>st of subjects and their topics and 2)</w:t>
-      </w:r>
-      <w:r>
-        <w:rPr>
-          <w:rFonts w:ascii="Times New Roman" w:eastAsia="Times New Roman" w:hAnsi="Times New Roman" w:cs="Times New Roman"/>
-          <w:sz w:val="24"/>
-          <w:szCs w:val="24"/>
-          <w:lang w:eastAsia="en-IN"/>
-        </w:rPr>
-        <w:t>A description list (</w:t>
+        <w:t xml:space="preserve">st of subjects and their topics and </w:t>
+      </w:r>
+      <w:proofErr w:type="gramStart"/>
+      <w:r>
+        <w:rPr>
+          <w:rFonts w:ascii="Times New Roman" w:eastAsia="Times New Roman" w:hAnsi="Times New Roman" w:cs="Times New Roman"/>
+          <w:sz w:val="24"/>
+          <w:szCs w:val="24"/>
+          <w:lang w:eastAsia="en-IN"/>
+        </w:rPr>
+        <w:t>2)</w:t>
+      </w:r>
+      <w:r>
+        <w:rPr>
+          <w:rFonts w:ascii="Times New Roman" w:eastAsia="Times New Roman" w:hAnsi="Times New Roman" w:cs="Times New Roman"/>
+          <w:sz w:val="24"/>
+          <w:szCs w:val="24"/>
+          <w:lang w:eastAsia="en-IN"/>
+        </w:rPr>
+        <w:t>A</w:t>
+      </w:r>
+      <w:proofErr w:type="gramEnd"/>
+      <w:r>
+        <w:rPr>
+          <w:rFonts w:ascii="Times New Roman" w:eastAsia="Times New Roman" w:hAnsi="Times New Roman" w:cs="Times New Roman"/>
+          <w:sz w:val="24"/>
+          <w:szCs w:val="24"/>
+          <w:lang w:eastAsia="en-IN"/>
+        </w:rPr>
+        <w:t xml:space="preserve"> description list (</w:t>
       </w:r>
       <w:r>
         <w:rPr>
@@ -333,6 +409,7 @@
         <w:br/>
         <w:t xml:space="preserve">b. Use </w:t>
       </w:r>
+      <w:proofErr w:type="spellStart"/>
       <w:r>
         <w:rPr>
           <w:rStyle w:val="HTMLCode"/>
@@ -342,6 +419,7 @@
         </w:rPr>
         <w:t>rowspan</w:t>
       </w:r>
+      <w:proofErr w:type="spellEnd"/>
       <w:r>
         <w:rPr>
           <w:rFonts w:ascii="Times New Roman" w:hAnsi="Times New Roman" w:cs="Times New Roman"/>
@@ -350,6 +428,7 @@
         </w:rPr>
         <w:t xml:space="preserve"> and </w:t>
       </w:r>
+      <w:proofErr w:type="spellStart"/>
       <w:r>
         <w:rPr>
           <w:rStyle w:val="HTMLCode"/>
@@ -359,13 +438,32 @@
         </w:rPr>
         <w:t>colspan</w:t>
       </w:r>
-      <w:r>
-        <w:rPr>
-          <w:rFonts w:ascii="Times New Roman" w:hAnsi="Times New Roman" w:cs="Times New Roman"/>
-          <w:sz w:val="24"/>
-          <w:szCs w:val="24"/>
-        </w:rPr>
-        <w:t xml:space="preserve"> to merge cells where needed and color the table border.</w:t>
+      <w:proofErr w:type="spellEnd"/>
+      <w:r>
+        <w:rPr>
+          <w:rFonts w:ascii="Times New Roman" w:hAnsi="Times New Roman" w:cs="Times New Roman"/>
+          <w:sz w:val="24"/>
+          <w:szCs w:val="24"/>
+        </w:rPr>
+        <w:t xml:space="preserve"> to merge cells where needed and </w:t>
+      </w:r>
+      <w:proofErr w:type="spellStart"/>
+      <w:r>
+        <w:rPr>
+          <w:rFonts w:ascii="Times New Roman" w:hAnsi="Times New Roman" w:cs="Times New Roman"/>
+          <w:sz w:val="24"/>
+          <w:szCs w:val="24"/>
+        </w:rPr>
+        <w:t>color</w:t>
+      </w:r>
+      <w:proofErr w:type="spellEnd"/>
+      <w:r>
+        <w:rPr>
+          <w:rFonts w:ascii="Times New Roman" w:hAnsi="Times New Roman" w:cs="Times New Roman"/>
+          <w:sz w:val="24"/>
+          <w:szCs w:val="24"/>
+        </w:rPr>
+        <w:t xml:space="preserve"> the table border.</w:t>
       </w:r>
     </w:p>
     <w:p>
@@ -396,15 +494,53 @@
           <w:sz w:val="24"/>
           <w:szCs w:val="24"/>
         </w:rPr>
-        <w:t xml:space="preserve"> Use CSS to style the form in a attractive manner</w:t>
-      </w:r>
-      <w:r>
-        <w:rPr>
-          <w:rFonts w:ascii="Times New Roman" w:hAnsi="Times New Roman" w:cs="Times New Roman"/>
-          <w:sz w:val="24"/>
-          <w:szCs w:val="24"/>
-        </w:rPr>
-        <w:t xml:space="preserve"> (padding, background color, input box styling).</w:t>
+        <w:t xml:space="preserve"> Use CSS to style the form in </w:t>
+      </w:r>
+      <w:proofErr w:type="spellStart"/>
+      <w:proofErr w:type="gramStart"/>
+      <w:r>
+        <w:rPr>
+          <w:rFonts w:ascii="Times New Roman" w:hAnsi="Times New Roman" w:cs="Times New Roman"/>
+          <w:sz w:val="24"/>
+          <w:szCs w:val="24"/>
+        </w:rPr>
+        <w:t>a</w:t>
+      </w:r>
+      <w:proofErr w:type="spellEnd"/>
+      <w:proofErr w:type="gramEnd"/>
+      <w:r>
+        <w:rPr>
+          <w:rFonts w:ascii="Times New Roman" w:hAnsi="Times New Roman" w:cs="Times New Roman"/>
+          <w:sz w:val="24"/>
+          <w:szCs w:val="24"/>
+        </w:rPr>
+        <w:t xml:space="preserve"> attractive manner</w:t>
+      </w:r>
+      <w:r>
+        <w:rPr>
+          <w:rFonts w:ascii="Times New Roman" w:hAnsi="Times New Roman" w:cs="Times New Roman"/>
+          <w:sz w:val="24"/>
+          <w:szCs w:val="24"/>
+        </w:rPr>
+        <w:t xml:space="preserve"> (padding, background </w:t>
+      </w:r>
+      <w:proofErr w:type="spellStart"/>
+      <w:r>
+        <w:rPr>
+          <w:rFonts w:ascii="Times New Roman" w:hAnsi="Times New Roman" w:cs="Times New Roman"/>
+          <w:sz w:val="24"/>
+          <w:szCs w:val="24"/>
+        </w:rPr>
+        <w:t>color</w:t>
+      </w:r>
+      <w:proofErr w:type="spellEnd"/>
+      <w:r>
+        <w:rPr>
+          <w:rFonts w:ascii="Times New Roman" w:hAnsi="Times New Roman" w:cs="Times New Roman"/>
+          <w:sz w:val="24"/>
+          <w:szCs w:val="24"/>
+        </w:rPr>
+        <w:t>, input box styling).</w:t>
       </w:r>
     </w:p>
     <w:p>
@@ -917,29 +1053,93 @@
           <w:szCs w:val="24"/>
           <w:lang w:eastAsia="en-IN"/>
         </w:rPr>
-        <w:t>Write a program to merge cells in a table using colspan and rowspan.</w:t>
-      </w:r>
-    </w:p>
-    <w:p>
-      <w:pPr>
-        <w:pStyle w:val="ListParagraph"/>
-        <w:spacing w:before="100" w:beforeAutospacing="1" w:after="100" w:afterAutospacing="1" w:line="240" w:lineRule="auto"/>
-        <w:ind w:right="-1158"/>
-        <w:rPr>
-          <w:rFonts w:ascii="Times New Roman" w:eastAsia="Times New Roman" w:hAnsi="Times New Roman" w:cs="Times New Roman"/>
-          <w:sz w:val="24"/>
-          <w:szCs w:val="24"/>
-          <w:lang w:eastAsia="en-IN"/>
-        </w:rPr>
-      </w:pPr>
-      <w:r>
-        <w:rPr>
-          <w:rFonts w:ascii="Times New Roman" w:eastAsia="Times New Roman" w:hAnsi="Times New Roman" w:cs="Times New Roman"/>
-          <w:sz w:val="24"/>
-          <w:szCs w:val="24"/>
-          <w:lang w:eastAsia="en-IN"/>
-        </w:rPr>
-        <w:t>a. Design a timetable for school subjects using rowspan to merge cells vertically.</w:t>
+        <w:t xml:space="preserve">Write a program to merge cells in a table using </w:t>
+      </w:r>
+      <w:proofErr w:type="spellStart"/>
+      <w:r>
+        <w:rPr>
+          <w:rFonts w:ascii="Times New Roman" w:eastAsia="Times New Roman" w:hAnsi="Times New Roman" w:cs="Times New Roman"/>
+          <w:bCs/>
+          <w:sz w:val="24"/>
+          <w:szCs w:val="24"/>
+          <w:lang w:eastAsia="en-IN"/>
+        </w:rPr>
+        <w:t>colspan</w:t>
+      </w:r>
+      <w:proofErr w:type="spellEnd"/>
+      <w:r>
+        <w:rPr>
+          <w:rFonts w:ascii="Times New Roman" w:eastAsia="Times New Roman" w:hAnsi="Times New Roman" w:cs="Times New Roman"/>
+          <w:bCs/>
+          <w:sz w:val="24"/>
+          <w:szCs w:val="24"/>
+          <w:lang w:eastAsia="en-IN"/>
+        </w:rPr>
+        <w:t xml:space="preserve"> and </w:t>
+      </w:r>
+      <w:proofErr w:type="spellStart"/>
+      <w:r>
+        <w:rPr>
+          <w:rFonts w:ascii="Times New Roman" w:eastAsia="Times New Roman" w:hAnsi="Times New Roman" w:cs="Times New Roman"/>
+          <w:bCs/>
+          <w:sz w:val="24"/>
+          <w:szCs w:val="24"/>
+          <w:lang w:eastAsia="en-IN"/>
+        </w:rPr>
+        <w:t>rowspan</w:t>
+      </w:r>
+      <w:proofErr w:type="spellEnd"/>
+      <w:r>
+        <w:rPr>
+          <w:rFonts w:ascii="Times New Roman" w:eastAsia="Times New Roman" w:hAnsi="Times New Roman" w:cs="Times New Roman"/>
+          <w:bCs/>
+          <w:sz w:val="24"/>
+          <w:szCs w:val="24"/>
+          <w:lang w:eastAsia="en-IN"/>
+        </w:rPr>
+        <w:t>.</w:t>
+      </w:r>
+    </w:p>
+    <w:p>
+      <w:pPr>
+        <w:pStyle w:val="ListParagraph"/>
+        <w:spacing w:before="100" w:beforeAutospacing="1" w:after="100" w:afterAutospacing="1" w:line="240" w:lineRule="auto"/>
+        <w:ind w:right="-1158"/>
+        <w:rPr>
+          <w:rFonts w:ascii="Times New Roman" w:eastAsia="Times New Roman" w:hAnsi="Times New Roman" w:cs="Times New Roman"/>
+          <w:sz w:val="24"/>
+          <w:szCs w:val="24"/>
+          <w:lang w:eastAsia="en-IN"/>
+        </w:rPr>
+      </w:pPr>
+      <w:r>
+        <w:rPr>
+          <w:rFonts w:ascii="Times New Roman" w:eastAsia="Times New Roman" w:hAnsi="Times New Roman" w:cs="Times New Roman"/>
+          <w:sz w:val="24"/>
+          <w:szCs w:val="24"/>
+          <w:lang w:eastAsia="en-IN"/>
+        </w:rPr>
+        <w:t xml:space="preserve">a. Design a timetable for school subjects using </w:t>
+      </w:r>
+      <w:proofErr w:type="spellStart"/>
+      <w:r>
+        <w:rPr>
+          <w:rFonts w:ascii="Times New Roman" w:eastAsia="Times New Roman" w:hAnsi="Times New Roman" w:cs="Times New Roman"/>
+          <w:sz w:val="24"/>
+          <w:szCs w:val="24"/>
+          <w:lang w:eastAsia="en-IN"/>
+        </w:rPr>
+        <w:t>rowspan</w:t>
+      </w:r>
+      <w:proofErr w:type="spellEnd"/>
+      <w:r>
+        <w:rPr>
+          <w:rFonts w:ascii="Times New Roman" w:eastAsia="Times New Roman" w:hAnsi="Times New Roman" w:cs="Times New Roman"/>
+          <w:sz w:val="24"/>
+          <w:szCs w:val="24"/>
+          <w:lang w:eastAsia="en-IN"/>
+        </w:rPr>
+        <w:t xml:space="preserve"> to merge cells vertically.</w:t>
       </w:r>
       <w:r>
         <w:rPr>
@@ -949,7 +1149,27 @@
           <w:lang w:eastAsia="en-IN"/>
         </w:rPr>
         <w:br/>
-        <w:t>b. Design an invoice table merging header columns using colspan.</w:t>
+        <w:t xml:space="preserve">b. Design an invoice table merging header columns using </w:t>
+      </w:r>
+      <w:proofErr w:type="spellStart"/>
+      <w:r>
+        <w:rPr>
+          <w:rFonts w:ascii="Times New Roman" w:eastAsia="Times New Roman" w:hAnsi="Times New Roman" w:cs="Times New Roman"/>
+          <w:sz w:val="24"/>
+          <w:szCs w:val="24"/>
+          <w:lang w:eastAsia="en-IN"/>
+        </w:rPr>
+        <w:t>colspan</w:t>
+      </w:r>
+      <w:proofErr w:type="spellEnd"/>
+      <w:r>
+        <w:rPr>
+          <w:rFonts w:ascii="Times New Roman" w:eastAsia="Times New Roman" w:hAnsi="Times New Roman" w:cs="Times New Roman"/>
+          <w:sz w:val="24"/>
+          <w:szCs w:val="24"/>
+          <w:lang w:eastAsia="en-IN"/>
+        </w:rPr>
+        <w:t>.</w:t>
       </w:r>
     </w:p>
     <w:p>
@@ -1286,7 +1506,27 @@
           <w:lang w:eastAsia="en-IN"/>
         </w:rPr>
         <w:lastRenderedPageBreak/>
-        <w:t>a. Open a file using the with open() syntax and read its contents safely without manually closing it.</w:t>
+        <w:t xml:space="preserve">a. Open a file using the with </w:t>
+      </w:r>
+      <w:proofErr w:type="gramStart"/>
+      <w:r>
+        <w:rPr>
+          <w:rFonts w:ascii="Times New Roman" w:eastAsia="Times New Roman" w:hAnsi="Times New Roman" w:cs="Times New Roman"/>
+          <w:sz w:val="24"/>
+          <w:szCs w:val="24"/>
+          <w:lang w:eastAsia="en-IN"/>
+        </w:rPr>
+        <w:t>open(</w:t>
+      </w:r>
+      <w:proofErr w:type="gramEnd"/>
+      <w:r>
+        <w:rPr>
+          <w:rFonts w:ascii="Times New Roman" w:eastAsia="Times New Roman" w:hAnsi="Times New Roman" w:cs="Times New Roman"/>
+          <w:sz w:val="24"/>
+          <w:szCs w:val="24"/>
+          <w:lang w:eastAsia="en-IN"/>
+        </w:rPr>
+        <w:t>) syntax and read its contents safely without manually closing it.</w:t>
       </w:r>
     </w:p>
     <w:p>
@@ -1315,7 +1555,29 @@
           <w:szCs w:val="24"/>
           <w:lang w:eastAsia="en-IN"/>
         </w:rPr>
-        <w:t>Write a program to create a product catalog table using HTML5.</w:t>
+        <w:t xml:space="preserve">Write a program to create a product </w:t>
+      </w:r>
+      <w:proofErr w:type="spellStart"/>
+      <w:r>
+        <w:rPr>
+          <w:rFonts w:ascii="Times New Roman" w:eastAsia="Times New Roman" w:hAnsi="Times New Roman" w:cs="Times New Roman"/>
+          <w:bCs/>
+          <w:sz w:val="24"/>
+          <w:szCs w:val="24"/>
+          <w:lang w:eastAsia="en-IN"/>
+        </w:rPr>
+        <w:t>catalog</w:t>
+      </w:r>
+      <w:proofErr w:type="spellEnd"/>
+      <w:r>
+        <w:rPr>
+          <w:rFonts w:ascii="Times New Roman" w:eastAsia="Times New Roman" w:hAnsi="Times New Roman" w:cs="Times New Roman"/>
+          <w:bCs/>
+          <w:sz w:val="24"/>
+          <w:szCs w:val="24"/>
+          <w:lang w:eastAsia="en-IN"/>
+        </w:rPr>
+        <w:t xml:space="preserve"> table using HTML5.</w:t>
       </w:r>
     </w:p>
     <w:p>
@@ -1459,7 +1721,27 @@
           <w:szCs w:val="24"/>
           <w:lang w:eastAsia="en-IN"/>
         </w:rPr>
-        <w:t>a. Use text input, radio buttons for satisfaction rating, and a comment textarea.</w:t>
+        <w:t xml:space="preserve">a. Use text input, radio buttons for satisfaction rating, and a comment </w:t>
+      </w:r>
+      <w:proofErr w:type="spellStart"/>
+      <w:r>
+        <w:rPr>
+          <w:rFonts w:ascii="Times New Roman" w:eastAsia="Times New Roman" w:hAnsi="Times New Roman" w:cs="Times New Roman"/>
+          <w:sz w:val="24"/>
+          <w:szCs w:val="24"/>
+          <w:lang w:eastAsia="en-IN"/>
+        </w:rPr>
+        <w:t>textarea</w:t>
+      </w:r>
+      <w:proofErr w:type="spellEnd"/>
+      <w:r>
+        <w:rPr>
+          <w:rFonts w:ascii="Times New Roman" w:eastAsia="Times New Roman" w:hAnsi="Times New Roman" w:cs="Times New Roman"/>
+          <w:sz w:val="24"/>
+          <w:szCs w:val="24"/>
+          <w:lang w:eastAsia="en-IN"/>
+        </w:rPr>
+        <w:t>.</w:t>
       </w:r>
       <w:r>
         <w:rPr>
@@ -1999,12 +2281,6 @@
         <w:pStyle w:val="ListParagraph"/>
         <w:spacing w:before="100" w:beforeAutospacing="1" w:after="100" w:afterAutospacing="1" w:line="240" w:lineRule="auto"/>
         <w:ind w:right="-1158"/>
-        <w:rPr>
-          <w:rFonts w:ascii="Times New Roman" w:eastAsia="Times New Roman" w:hAnsi="Times New Roman" w:cs="Times New Roman"/>
-          <w:sz w:val="24"/>
-          <w:szCs w:val="24"/>
-          <w:lang w:eastAsia="en-IN"/>
-        </w:rPr>
       </w:pPr>
       <w:r>
         <w:rPr>
@@ -2025,38 +2301,6 @@
         <w:br/>
         <w:t>b. Ensure clicking the links scrolls smoothly to the respective sections.</w:t>
       </w:r>
-    </w:p>
-    <w:p>
-      <w:pPr>
-        <w:pStyle w:val="ListParagraph"/>
-        <w:spacing w:before="100" w:beforeAutospacing="1" w:after="100" w:afterAutospacing="1" w:line="240" w:lineRule="auto"/>
-        <w:ind w:right="-1158"/>
-        <w:rPr>
-          <w:rFonts w:ascii="Times New Roman" w:eastAsia="Times New Roman" w:hAnsi="Times New Roman" w:cs="Times New Roman"/>
-          <w:sz w:val="24"/>
-          <w:szCs w:val="24"/>
-          <w:lang w:eastAsia="en-IN"/>
-        </w:rPr>
-      </w:pPr>
-    </w:p>
-    <w:p>
-      <w:pPr>
-        <w:pStyle w:val="ListParagraph"/>
-        <w:spacing w:before="100" w:beforeAutospacing="1" w:after="100" w:afterAutospacing="1" w:line="240" w:lineRule="auto"/>
-        <w:ind w:right="-1158"/>
-        <w:rPr>
-          <w:rFonts w:ascii="Times New Roman" w:eastAsia="Times New Roman" w:hAnsi="Times New Roman" w:cs="Times New Roman"/>
-          <w:sz w:val="24"/>
-          <w:szCs w:val="24"/>
-          <w:lang w:eastAsia="en-IN"/>
-        </w:rPr>
-      </w:pPr>
-    </w:p>
-    <w:p>
-      <w:pPr>
-        <w:pStyle w:val="ListParagraph"/>
-        <w:ind w:right="-1158"/>
-      </w:pPr>
     </w:p>
     <w:sectPr>
       <w:pgSz w:w="11906" w:h="16838"/>
